--- a/docs/App_Description.docx
+++ b/docs/App_Description.docx
@@ -18,6 +18,14 @@
           <w:bCs/>
         </w:rPr>
         <w:t>DESKRIPSI APLIKASI</w:t>
+      </w:r>
+      <w:r>
+        <w:rPr>
+          <w:rFonts w:ascii="Times New Roman" w:hAnsi="Times New Roman" w:cs="Times New Roman"/>
+          <w:b/>
+          <w:bCs/>
+        </w:rPr>
+        <w:t xml:space="preserve"> CARDIOMONITOR</w:t>
       </w:r>
     </w:p>
     <w:p>
@@ -2295,6 +2303,7 @@
   <w:style w:type="character" w:default="1" w:styleId="DefaultParagraphFont">
     <w:name w:val="Default Paragraph Font"/>
     <w:uiPriority w:val="1"/>
+    <w:semiHidden/>
     <w:unhideWhenUsed/>
   </w:style>
   <w:style w:type="table" w:default="1" w:styleId="TableNormal">

--- a/docs/App_Description.docx
+++ b/docs/App_Description.docx
@@ -4,6 +4,7 @@
   <w:body>
     <w:p>
       <w:pPr>
+        <w:spacing w:line="360" w:lineRule="auto"/>
         <w:jc w:val="center"/>
         <w:rPr>
           <w:rFonts w:ascii="Times New Roman" w:hAnsi="Times New Roman" w:cs="Times New Roman"/>
@@ -30,6 +31,8 @@
     </w:p>
     <w:p>
       <w:pPr>
+        <w:spacing w:line="360" w:lineRule="auto"/>
+        <w:jc w:val="both"/>
         <w:rPr>
           <w:rFonts w:ascii="Times New Roman" w:hAnsi="Times New Roman" w:cs="Times New Roman"/>
         </w:rPr>
@@ -99,6 +102,8 @@
     </w:p>
     <w:p>
       <w:pPr>
+        <w:spacing w:line="360" w:lineRule="auto"/>
+        <w:jc w:val="both"/>
         <w:rPr>
           <w:rFonts w:ascii="Times New Roman" w:hAnsi="Times New Roman" w:cs="Times New Roman"/>
         </w:rPr>
@@ -168,6 +173,8 @@
     </w:p>
     <w:p>
       <w:pPr>
+        <w:spacing w:line="360" w:lineRule="auto"/>
+        <w:jc w:val="both"/>
         <w:rPr>
           <w:rFonts w:ascii="Times New Roman" w:hAnsi="Times New Roman" w:cs="Times New Roman"/>
         </w:rPr>
@@ -297,6 +304,8 @@
     </w:p>
     <w:p>
       <w:pPr>
+        <w:spacing w:line="360" w:lineRule="auto"/>
+        <w:jc w:val="both"/>
         <w:rPr>
           <w:rFonts w:ascii="Times New Roman" w:hAnsi="Times New Roman" w:cs="Times New Roman"/>
         </w:rPr>
@@ -506,6 +515,8 @@
     </w:p>
     <w:p>
       <w:pPr>
+        <w:spacing w:line="360" w:lineRule="auto"/>
+        <w:jc w:val="both"/>
         <w:rPr>
           <w:rFonts w:ascii="Times New Roman" w:hAnsi="Times New Roman" w:cs="Times New Roman"/>
         </w:rPr>
@@ -573,6 +584,8 @@
     </w:p>
     <w:p>
       <w:pPr>
+        <w:spacing w:line="360" w:lineRule="auto"/>
+        <w:jc w:val="both"/>
         <w:rPr>
           <w:rFonts w:ascii="Times New Roman" w:hAnsi="Times New Roman" w:cs="Times New Roman"/>
         </w:rPr>
@@ -653,7 +666,14 @@
         <w:rPr>
           <w:rFonts w:ascii="Times New Roman" w:hAnsi="Times New Roman" w:cs="Times New Roman"/>
         </w:rPr>
-        <w:t xml:space="preserve">, fasilitas kesehatan, laboratorium riset, maupun praktisi individual dapat menjalankan aplikasi tanpa perlu khawatir tentang </w:t>
+        <w:t xml:space="preserve">, fasilitas kesehatan, laboratorium riset, </w:t>
+      </w:r>
+      <w:r>
+        <w:rPr>
+          <w:rFonts w:ascii="Times New Roman" w:hAnsi="Times New Roman" w:cs="Times New Roman"/>
+        </w:rPr>
+        <w:lastRenderedPageBreak/>
+        <w:t xml:space="preserve">maupun praktisi individual dapat menjalankan aplikasi tanpa perlu khawatir tentang </w:t>
       </w:r>
       <w:r>
         <w:rPr>
@@ -749,20 +769,6 @@
         </w:rPr>
         <w:t xml:space="preserve"> secara lebih efisien.</w:t>
       </w:r>
-    </w:p>
-    <w:p>
-      <w:pPr>
-        <w:rPr>
-          <w:rFonts w:ascii="Times New Roman" w:hAnsi="Times New Roman" w:cs="Times New Roman"/>
-        </w:rPr>
-      </w:pPr>
-    </w:p>
-    <w:p>
-      <w:pPr>
-        <w:rPr>
-          <w:rFonts w:ascii="Times New Roman" w:hAnsi="Times New Roman" w:cs="Times New Roman"/>
-        </w:rPr>
-      </w:pPr>
     </w:p>
     <w:sectPr>
       <w:pgSz w:w="11906" w:h="16838"/>
